--- a/flow/20230914_vu_template/В,У - Мінея/09-Вересень/14-__-Воздвиження.docx
+++ b/flow/20230914_vu_template/В,У - Мінея/09-Вересень/14-__-Воздвиження.docx
@@ -868,7 +868,7 @@
           <w:sz w:val="24"/>
           <w:szCs w:val="24"/>
         </w:rPr>
-        <w:t>Виходить чоловік до свого діла,* і до своєї праці аж до вечора.</w:t>
+        <w:t>Виходить людина до свого діла,* і до своєї праці аж до вечора.</w:t>
       </w:r>
     </w:p>
     <w:p>
@@ -1351,7 +1351,7 @@
           <w:sz w:val="24"/>
           <w:szCs w:val="24"/>
         </w:rPr>
-        <w:t xml:space="preserve"> Господи, Боже наш! Згадай нас грішних і недостойних слуг твоїх, коли призиваємо святе ім'я твоє, і не осороми нас, коли очікуємо милости твоєї, але вислухай, Господи, усі наші спасенні прохання, і вчини нас достойними любити і боятися тебе від усього серця нашого і творити в усьому волю твою. Бо ти є добрий і чоловіколюбний Бог, і тобі славу віддаємо: Отцю, і Сину, і Святому Духові, нині і повсякчас, і на віки віків. Амінь.</w:t>
+        <w:t xml:space="preserve"> Господи, Боже наш! Згадай нас грішних і недостойних слуг твоїх, коли призиваємо святе ім'я твоє, і не осороми нас, коли очікуємо милости твоєї, але вислухай, Господи, усі наші спасенні прохання, і вчини нас достойними любити і боятися тебе від усього серця нашого і творити в усьому волю твою. Бо ти є добрий і людинолюбний Бог, і тобі славу віддаємо: Отцю, і Сину, і Святому Духові, нині і повсякчас, і на віки віків. Амінь.</w:t>
       </w:r>
     </w:p>
     <w:p>
@@ -1416,7 +1416,7 @@
           <w:sz w:val="24"/>
           <w:szCs w:val="24"/>
         </w:rPr>
-        <w:t xml:space="preserve"> Благословенний ти, Господи Боже, Вседержителю, що знаєш думки людські, що відаєш те, чого ми потребуємо, і багато більше, ніж ми просимо, або розуміємо. Самий ти, чоловіколюбний Царю, у всьому добрий, задовольни нас багатством твоїх </w:t>
+        <w:t xml:space="preserve"> Благословенний ти, Господи Боже, Вседержителю, що знаєш думки людські, що відаєш те, чого ми потребуємо, і багато більше, ніж ми просимо, або розуміємо. Самий ти, людинолюбний Царю, у всьому добрий, задовольни нас багатством твоїх </w:t>
       </w:r>
       <w:proofErr w:type="spellStart"/>
       <w:r>
@@ -1525,7 +1525,7 @@
           <w:sz w:val="24"/>
           <w:szCs w:val="24"/>
         </w:rPr>
-        <w:t>чоловіколюб'ям</w:t>
+        <w:t>людинолюб'ям</w:t>
       </w:r>
       <w:proofErr w:type="spellEnd"/>
       <w:r>
@@ -1580,7 +1580,7 @@
           <w:sz w:val="24"/>
           <w:szCs w:val="24"/>
         </w:rPr>
-        <w:t xml:space="preserve"> ласками впродовж цього дня, остерігши нас від усякого лиха! Дай нам і решту непорочно докінчити перед святою твоєю славою і величати тебе одного і доброго, і чоловіколюбного Бога нашого. Бо ти Бог наш і тобі славу віддаємо: Отцю, і Сину, і Святому Духові, нині і повсякчас, і на віки віків. Амінь.</w:t>
+        <w:t xml:space="preserve"> ласками впродовж цього дня, остерігши нас від усякого лиха! Дай нам і решту непорочно докінчити перед святою твоєю славою і величати тебе одного і доброго, і людинолюбного Бога нашого. Бо ти Бог наш і тобі славу віддаємо: Отцю, і Сину, і Святому Духові, нині і повсякчас, і на віки віків. Амінь.</w:t>
       </w:r>
     </w:p>
     <w:p>
@@ -1608,7 +1608,7 @@
           <w:sz w:val="24"/>
           <w:szCs w:val="24"/>
         </w:rPr>
-        <w:t xml:space="preserve"> Боже великий і вишній, в тебе одного є безсмертність і в світлі живеш недоступнім. Ти все створіння мудро створив, відокремив світло від темряви і сонце поклав, щоб правити днем, а місяць і зорі, щоб володіли ніччю, нас же грішних вчинив достойними і в теперішню годину стати перед твоїм обличчям, щоб тебе визнавати і принести тобі вечірнє славослов'я. Направ, Чоловіколюбче, молитву нашу, немов кадило, перед тобою і прийми її, як благовонний запах. Дай нам мирний цей вечір і близьку вже ніч; зодягни нас у броню світла; визволь нас від нічного страху і всякої речі, що в темряві з'являється, і дай сон, що його ти дарував на відпочинок нашій немічності, вільний від усякого маріння диявольського. Владико, </w:t>
+        <w:t xml:space="preserve"> Боже великий і вишній, в тебе одного є безсмертність і в світлі живеш недоступнім. Ти все створіння мудро створив, відокремив світло від темряви і сонце поклав, щоб правити днем, а місяць і зорі, щоб володіли ніччю, нас же грішних вчинив достойними і в теперішню годину стати перед твоїм обличчям, щоб тебе визнавати і принести тобі вечірнє славослов'я. Направ, Людинолюбче, молитву нашу, немов кадило, перед тобою і прийми її, як благовонний запах. Дай нам мирний цей вечір і близьку вже ніч; зодягни нас у броню світла; визволь нас від нічного страху і всякої речі, що в темряві з'являється, і дай сон, що його ти дарував на відпочинок нашій немічності, вільний від усякого маріння диявольського. Владико, </w:t>
       </w:r>
       <w:proofErr w:type="spellStart"/>
       <w:r>
@@ -1626,7 +1626,7 @@
           <w:sz w:val="24"/>
           <w:szCs w:val="24"/>
         </w:rPr>
-        <w:t xml:space="preserve"> добра, хай і на нашій постелі, бувши тобі милими, згадуємо вночі твоє ім'я і, просвічувані навчанням твоїх заповідей, встанемо в душевній радості до звеличування твоєї доброти, приносячи твоєму милосердю молитви і моління, за наші і всіх твоїх людей провини. Відвідай їх задля молитов святої Богородиці. Бо ти є добрий і чоловіколюбний Бог, і тобі віддаємо славу: Отцю, і Сину, і Святому Духові, нині і повсякчас, і на віки віків. Амінь.</w:t>
+        <w:t xml:space="preserve"> добра, хай і на нашій постелі, бувши тобі милими, згадуємо вночі твоє ім'я і, просвічувані навчанням твоїх заповідей, встанемо в душевній радості до звеличування твоєї доброти, приносячи твоєму милосердю молитви і моління, за наші і всіх твоїх людей провини. Відвідай їх задля молитов святої Богородиці. Бо ти є добрий і людинолюбний Бог, і тобі віддаємо славу: Отцю, і Сину, і Святому Духові, нині і повсякчас, і на віки віків. Амінь.</w:t>
       </w:r>
     </w:p>
     <w:p>
@@ -7383,7 +7383,7 @@
           <w:sz w:val="24"/>
           <w:szCs w:val="24"/>
         </w:rPr>
-        <w:t xml:space="preserve"> на Праведника.* Бо треба було, щоб дерево деревом оздоровилося* та щоб стражданнями непричетного мукам* − були знесені муки осудженого за провину при райськім дереві.* Тому, Христе Царю, слава твоєму мудрому провидінню,* яким ти спас усіх, як добрий і чоловіколюбець!</w:t>
+        <w:t xml:space="preserve"> на Праведника.* Бо треба було, щоб дерево деревом оздоровилося* та щоб стражданнями непричетного мукам* − були знесені муки осудженого за провину при райськім дереві.* Тому, Христе Царю, слава твоєму мудрому провидінню,* яким ти спас усіх, як добрий і людинаолюбець!</w:t>
       </w:r>
     </w:p>
     <w:p>
@@ -7512,8 +7512,7 @@
           <w:sz w:val="24"/>
           <w:szCs w:val="24"/>
         </w:rPr>
-        <w:lastRenderedPageBreak/>
-        <w:t>Добрий Чоловіколюбче Царю, що все благословляєш! Молимось тобі наполегливо, серцем сокрушеним і духом смиренним: Благослови наші входи і виходи, Христе, істинний Боже наш. Бо прихід твій і вознесіння, і пожиття з людьми завжди благословенне: нині і повсякчас, і на віки віків. Амінь.</w:t>
+        <w:t>Добрий Людинолюбче Царю, що все благословляєш! Молимось тобі наполегливо, серцем сокрушеним і духом смиренним: Благослови наші входи і виходи, Христе, істинний Боже наш. Бо прихід твій і вознесіння, і пожиття з людьми завжди благословенне: нині і повсякчас, і на віки віків. Амінь.</w:t>
       </w:r>
     </w:p>
     <w:p>
@@ -8784,16 +8783,15 @@
           <w:sz w:val="24"/>
           <w:szCs w:val="24"/>
         </w:rPr>
-        <w:t xml:space="preserve"> Пам'ять праведного повіки хвальна і благословення над його головою. Щасливий чоловік, що знайшов мудрість, людина, що розум придбала, бо її придбання ліпше від придбання срібла, і понад золото такий прибуток. Вона дорожча від перлів, ніщо з того, що бажаєш, не зрівняється з нею. Вік довгий у її правиці, і в лівиці – багатство й слава. </w:t>
-      </w:r>
-      <w:r>
-        <w:rPr>
-          <w:rFonts w:ascii="Times New Roman" w:hAnsi="Times New Roman" w:cs="Times New Roman"/>
-          <w:sz w:val="24"/>
-          <w:szCs w:val="24"/>
-        </w:rPr>
-        <w:lastRenderedPageBreak/>
-        <w:t xml:space="preserve">Слухайте мене, діти, бо я про важливе говоритиму; і щасливий чоловік, що мене слухає. Бо хто мене знайшов, той життя знайшов і осягне від Господа ласку. Це до вас, люди, я кличу, до синів людських мій голос. У мене рада й </w:t>
+        <w:t xml:space="preserve"> Пам'ять праведного повіки хвальна і благословення над його головою. Щасливий людина, що знайшов мудрість, людина, що розум придбала, бо її придбання ліпше від придбання срібла, і понад золото такий прибуток. Вона дорожча від перлів, ніщо з того, що бажаєш, не зрівняється з нею. Вік довгий у її правиці, і в лівиці – багатство й слава. </w:t>
+      </w:r>
+      <w:r>
+        <w:rPr>
+          <w:rFonts w:ascii="Times New Roman" w:hAnsi="Times New Roman" w:cs="Times New Roman"/>
+          <w:sz w:val="24"/>
+          <w:szCs w:val="24"/>
+        </w:rPr>
+        <w:t xml:space="preserve">Слухайте мене, діти, бо я про важливе говоритиму; і щасливий людина, що мене слухає. Бо хто мене знайшов, той життя знайшов і осягне від Господа ласку. Це до вас, люди, я кличу, до синів людських мій голос. У мене рада й </w:t>
       </w:r>
       <w:proofErr w:type="spellStart"/>
       <w:r>
@@ -11193,7 +11191,7 @@
           <w:szCs w:val="24"/>
           <w:u w:val="single"/>
         </w:rPr>
-        <w:t xml:space="preserve">[Боже великий і вишній, в тебе одного є безсмертність і в світлі живеш недоступнім. Ти все створіння мудро створив, відокремив світло від темряви і сонце поклав, щоб правити днем, а місяць і зорі, щоб володіли ніччю, нас же грішних вчинив достойними і в теперішню годину стати перед твоїм обличчям, щоб тебе визнавати і принести тобі вечірнє славослов'я. Направ, Чоловіколюбче, молитву нашу, немов кадило, перед тобою і прийми її, як благовонний запах. Дай нам мирний цей вечір і близьку вже ніч; зодягни нас у броню світла; визволь нас від нічного страху і всякої речі, що в темряві з'являється, і дай сон, що його ти дарував на відпочинок нашій немічності, вільний від усякого маріння диявольського. Владико, </w:t>
+        <w:t xml:space="preserve">[Боже великий і вишній, в тебе одного є безсмертність і в світлі живеш недоступнім. Ти все створіння мудро створив, відокремив світло від темряви і сонце поклав, щоб правити днем, а місяць і зорі, щоб володіли ніччю, нас же грішних вчинив достойними і в теперішню годину стати перед твоїм обличчям, щоб тебе визнавати і принести тобі вечірнє славослов'я. Направ, Людинолюбче, молитву нашу, немов кадило, перед тобою і прийми її, як благовонний запах. Дай нам мирний цей вечір і близьку вже ніч; зодягни нас у броню світла; визволь нас від нічного страху і всякої речі, що в темряві з'являється, і дай сон, що його ти дарував на відпочинок нашій немічності, вільний від усякого маріння диявольського. Владико, </w:t>
       </w:r>
       <w:proofErr w:type="spellStart"/>
       <w:r>
@@ -11476,7 +11474,7 @@
           <w:sz w:val="24"/>
           <w:szCs w:val="24"/>
         </w:rPr>
-        <w:t xml:space="preserve"> Господи, Боже наш, що прихилив небо і зійшов на спасіння людського роду! Зглянься на слуг твоїх і на спадкоємство твоє, бо перед тобою, страшним і чоловіколюбним Суддею, слуги твої схилили свої голови і зігнули свої шиї, не від людей очікуючи допомоги, але на твою надіючись милість і твого очікуючи спасіння; тож оберігай їх повсякчасно, і в цей вечір, і в прийдешню ніч збережи від усякого ворога, і від будь-якого зазіхання диявольського, і від думок марних, і спогадів лукавих.</w:t>
+        <w:t xml:space="preserve"> Господи, Боже наш, що прихилив небо і зійшов на спасіння людського роду! Зглянься на слуг твоїх і на спадкоємство твоє, бо перед тобою, страшним і людинолюбним Суддею, слуги твої схилили свої голови і зігнули свої шиї, не від людей очікуючи допомоги, але на твою надіючись милість і твого очікуючи спасіння; тож оберігай їх повсякчасно, і в цей вечір, і в прийдешню ніч збережи від усякого ворога, і від будь-якого зазіхання диявольського, і від думок марних, і спогадів лукавих.</w:t>
       </w:r>
     </w:p>
     <w:p>
@@ -14072,8 +14070,7 @@
           <w:sz w:val="24"/>
           <w:szCs w:val="24"/>
         </w:rPr>
-        <w:lastRenderedPageBreak/>
-        <w:t>Милостивий бо і чоловіколюбний Бог єси, і тобі славу віддаємо: Отцю, і Сину, і Святому Духові, нині і повсякчас, і на віки віків.</w:t>
+        <w:t>Милостивий бо і людинолюбний Бог єси, і тобі славу віддаємо: Отцю, і Сину, і Святому Духові, нині і повсякчас, і на віки віків.</w:t>
       </w:r>
     </w:p>
     <w:p>
@@ -14390,7 +14387,7 @@
           <w:sz w:val="24"/>
           <w:szCs w:val="24"/>
         </w:rPr>
-        <w:t xml:space="preserve"> наше життя, Господи, помилуй нас і світ твій, і спаси душі наші, як благий і чоловіколюбець.</w:t>
+        <w:t xml:space="preserve"> наше життя, Господи, помилуй нас і світ твій, і спаси душі наші, як благий і людинолюбний.</w:t>
       </w:r>
     </w:p>
     <w:p>
@@ -16672,7 +16669,7 @@
           <w:sz w:val="24"/>
           <w:szCs w:val="24"/>
         </w:rPr>
-        <w:t>чоловіколюб'ям</w:t>
+        <w:t>людинолюб'ям</w:t>
       </w:r>
       <w:proofErr w:type="spellEnd"/>
       <w:r>
@@ -17166,7 +17163,7 @@
           <w:sz w:val="24"/>
           <w:szCs w:val="24"/>
         </w:rPr>
-        <w:t>, і всіх святих, помилує і спасе нас, як благий і чоловіколюбець.</w:t>
+        <w:t>, і всіх святих, помилує і спасе нас, як благий і людинолюбний.</w:t>
       </w:r>
     </w:p>
     <w:p>
@@ -18713,7 +18710,7 @@
           <w:sz w:val="24"/>
           <w:szCs w:val="24"/>
         </w:rPr>
-        <w:t>Мене залічено до тих, що сходять у яму.* Я став як чоловік, що допомоги не має.</w:t>
+        <w:t>Мене залічено до тих, що сходять у яму.* Я став як людина, що допомоги не має.</w:t>
       </w:r>
     </w:p>
     <w:p>
@@ -20510,18 +20507,17 @@
           <w:sz w:val="24"/>
           <w:szCs w:val="24"/>
         </w:rPr>
-        <w:lastRenderedPageBreak/>
-        <w:t xml:space="preserve">твоїх очисти беззаконня наші, бо перед тобою згрішили ми, Господи, що невідомі й таємні речі серця людського знаєш, і єдиний ти маєш владу прощати гріхи. Серце ж чисте вчини в нас і Духом владичним утверди нас, і радість спасіння твого яви нам. Не відкинь нас від лиця твого, але дозволь, як Добрий і Чоловіколюбець, аж до останнього нашого віддиху появляти тобі жертву справедливости й приноси на святих твоїх жертовниках, милістю і ласками і </w:t>
-      </w:r>
-      <w:proofErr w:type="spellStart"/>
-      <w:r>
-        <w:rPr>
-          <w:rFonts w:ascii="Times New Roman" w:hAnsi="Times New Roman" w:cs="Times New Roman"/>
-          <w:color w:val="000000"/>
-          <w:sz w:val="24"/>
-          <w:szCs w:val="24"/>
-        </w:rPr>
-        <w:t>чоловіколюб'ям</w:t>
+        <w:t xml:space="preserve">твоїх очисти беззаконня наші, бо перед тобою згрішили ми, Господи, що невідомі й таємні речі серця людського знаєш, і єдиний ти маєш владу прощати гріхи. Серце ж чисте вчини в нас і Духом владичним утверди нас, і радість спасіння твого яви нам. Не відкинь нас від лиця твого, але дозволь, як Добрий і Людинолюбець, аж до останнього нашого віддиху появляти тобі жертву справедливости й приноси на святих твоїх жертовниках, милістю і ласками і </w:t>
+      </w:r>
+      <w:proofErr w:type="spellStart"/>
+      <w:r>
+        <w:rPr>
+          <w:rFonts w:ascii="Times New Roman" w:hAnsi="Times New Roman" w:cs="Times New Roman"/>
+          <w:color w:val="000000"/>
+          <w:sz w:val="24"/>
+          <w:szCs w:val="24"/>
+        </w:rPr>
+        <w:t>людинолюб'ям</w:t>
       </w:r>
       <w:proofErr w:type="spellEnd"/>
       <w:r>
@@ -22909,7 +22905,7 @@
           <w:sz w:val="24"/>
           <w:szCs w:val="24"/>
         </w:rPr>
-        <w:t>Бо Ти благий і Чоловіколюбець Бог єси і Тобі славу возсилаємо Отцю, і Сину, і Святому Духові</w:t>
+        <w:t>Бо Ти благий і Людинолюбець Бог єси і Тобі славу возсилаємо Отцю, і Сину, і Святому Духові</w:t>
       </w:r>
       <w:r>
         <w:rPr>
@@ -23036,7 +23032,7 @@
           <w:sz w:val="24"/>
           <w:szCs w:val="24"/>
         </w:rPr>
-        <w:t xml:space="preserve"> Нині сповнилось пророче слово:* Ось бо поклоняємось на місці,* де стояли твої ноги, Господи;* скуштувавши з дерева спасіння, єдиний Чоловіколюбче,* прийняли ми молитвами Богородиці* звільнення від гріховних пристрастей.</w:t>
+        <w:t xml:space="preserve"> Нині сповнилось пророче слово:* Ось бо поклоняємось на місці,* де стояли твої ноги, Господи;* скуштувавши з дерева спасіння, єдиний Людинолюбче,* прийняли ми молитвами Богородиці* звільнення від гріховних пристрастей.</w:t>
       </w:r>
     </w:p>
     <w:p>
@@ -27842,7 +27838,7 @@
           <w:szCs w:val="24"/>
           <w:u w:val="single"/>
         </w:rPr>
-        <w:t xml:space="preserve"> твоїх очисти беззаконня наші, бо перед тобою згрішили ми, Господи, що невідомі й таємні речі серця людського знаєш, і єдиний ти маєш владу прощати гріхи. Серце ж чисте вчини в нас і Духом владичним утверди нас, і радість спасіння твого яви нам. Не відкинь нас від лиця твого, але дозволь, як Добрий і Чоловіколюбець, аж до останнього нашого віддиху появляти тобі жертву справедливости й приноси на святих твоїх жертовниках]</w:t>
+        <w:t xml:space="preserve"> твоїх очисти беззаконня наші, бо перед тобою згрішили ми, Господи, що невідомі й таємні речі серця людського знаєш, і єдиний ти маєш владу прощати гріхи. Серце ж чисте вчини в нас і Духом владичним утверди нас, і радість спасіння твого яви нам. Не відкинь нас від лиця твого, але дозволь, як Добрий і Людинолюбець, аж до останнього нашого віддиху появляти тобі жертву справедливости й приноси на святих твоїх жертовниках]</w:t>
       </w:r>
     </w:p>
     <w:p>
@@ -40650,7 +40646,7 @@
           <w:sz w:val="24"/>
           <w:szCs w:val="24"/>
         </w:rPr>
-        <w:t>,* тож помилуй нас, як добрий і чоловіколюбець!</w:t>
+        <w:t>,* тож помилуй нас, як добрий і людинаолюбець!</w:t>
       </w:r>
     </w:p>
     <w:p>
@@ -40688,7 +40684,7 @@
           <w:sz w:val="24"/>
           <w:szCs w:val="24"/>
         </w:rPr>
-        <w:t xml:space="preserve"> Нині сповнилось пророче слово:* Ось бо поклоняємось на місці, де стояли твої ноги, Господи;* скуштувавши з дерева спасіння, єдиний Чоловіколюбче,* прийняли ми молитвами Богородиці* звільнення від гріховних пристрастей.</w:t>
+        <w:t xml:space="preserve"> Нині сповнилось пророче слово:* Ось бо поклоняємось на місці, де стояли твої ноги, Господи;* скуштувавши з дерева спасіння, єдиний Людинолюбче,* прийняли ми молитвами Богородиці* звільнення від гріховних пристрастей.</w:t>
       </w:r>
     </w:p>
     <w:p>
@@ -41987,7 +41983,7 @@
           <w:sz w:val="24"/>
           <w:szCs w:val="24"/>
         </w:rPr>
-        <w:t xml:space="preserve"> Господи святий, ти на висоті живеш і всевидючим оком твоїм споглядаєш на всяке створіння! Перед тобою схилили ми голови, душі й тіла, і молимося до тебе, Святий святих: Простягни руку твою невидиму від святого житла твого і благослови всіх нас; а якщо ми де в чому згрішили добровільно чи недобровільно, як добрий і чоловіколюбний Бог, прости і даруй нам земні й небесні добра твої:</w:t>
+        <w:t xml:space="preserve"> Господи святий, ти на висоті живеш і всевидючим оком твоїм споглядаєш на всяке створіння! Перед тобою схилили ми голови, душі й тіла, і молимося до тебе, Святий святих: Простягни руку твою невидиму від святого житла твого і благослови всіх нас; а якщо ми де в чому згрішили добровільно чи недобровільно, як добрий і людинолюбний Бог, прости і даруй нам земні й небесні добра твої:</w:t>
       </w:r>
     </w:p>
     <w:p>
@@ -42494,7 +42490,7 @@
           <w:sz w:val="24"/>
           <w:szCs w:val="24"/>
         </w:rPr>
-        <w:t>, і всіх святих, помилує і спасе нас, як благий і чоловіколюбець.</w:t>
+        <w:t>, і всіх святих, помилує і спасе нас, як благий і людинолюбний.</w:t>
       </w:r>
     </w:p>
     <w:p>
